--- a/app/static/plantillas/08 ACTA DE INICIO.docx
+++ b/app/static/plantillas/08 ACTA DE INICIO.docx
@@ -689,13 +689,6 @@
               <w:spacing w:line="248" w:lineRule="exact"/>
               <w:ind w:left="113" w:right="1474"/>
             </w:pPr>
-            <w:r>
-              <w:rPr>
-                <w:spacing w:val="-2"/>
-                <w:w w:val="85"/>
-              </w:rPr>
-              <w:t>“</w:t>
-            </w:r>
             <w:proofErr w:type="gramStart"/>
             <w:r>
               <w:rPr>
